--- a/forskning/ncc-kohort/submission_pse/TITLE_PAGE.docx
+++ b/forskning/ncc-kohort/submission_pse/TITLE_PAGE.docx
@@ -44,7 +44,7 @@
           <w:b/>
           <w:bCs/>
         </w:rPr>
-        <w:t xml:space="preserve">Behavioral pathways out of youth competitive sport: A 14-year longitudinal registry study of Norwegian track and field athletes</w:t>
+        <w:t xml:space="preserve">Pulling back before pulling out: Behavioral disengagement precedes youth-sport dropout by years in a 14-year register study</w:t>
       </w:r>
     </w:p>
     <w:bookmarkEnd w:id="9"/>
@@ -62,7 +62,7 @@
         <w:pStyle w:val="FirstParagraph"/>
       </w:pPr>
       <w:r>
-        <w:t xml:space="preserve">Behavioral pathways out of youth sport</w:t>
+        <w:t xml:space="preserve">Behavioral disengagement precedes youth-sport dropout</w:t>
       </w:r>
     </w:p>
     <w:bookmarkEnd w:id="10"/>

--- a/forskning/ncc-kohort/submission_pse/TITLE_PAGE.docx
+++ b/forskning/ncc-kohort/submission_pse/TITLE_PAGE.docx
@@ -44,7 +44,7 @@
           <w:b/>
           <w:bCs/>
         </w:rPr>
-        <w:t xml:space="preserve">Pulling back before pulling out: Behavioral disengagement precedes youth-sport dropout by years in a 14-year register study</w:t>
+        <w:t xml:space="preserve">Pulling back before dropout: Behavioral disengagement precedes youth-sport exit by years in a 14-year register study</w:t>
       </w:r>
     </w:p>
     <w:bookmarkEnd w:id="9"/>
